--- a/docs/Wayora-Proje-Yonetimi.docx
+++ b/docs/Wayora-Proje-Yonetimi.docx
@@ -944,7 +944,7 @@
                 <w:color w:val="1B1814"/>
                 <w:sz w:val="17"/>
               </w:rPr>
-              <w:t>32 API + 4 web testi</w:t>
+              <w:t>51 API + 4 web testi</w:t>
             </w:r>
           </w:p>
         </w:tc>

--- a/docs/Wayora-Proje-Yonetimi.docx
+++ b/docs/Wayora-Proje-Yonetimi.docx
@@ -944,7 +944,7 @@
                 <w:color w:val="1B1814"/>
                 <w:sz w:val="17"/>
               </w:rPr>
-              <w:t>51 API + 4 web testi</w:t>
+              <w:t>70 API + 6 web testi</w:t>
             </w:r>
           </w:p>
         </w:tc>
